--- a/Docs/abstract.docx
+++ b/Docs/abstract.docx
@@ -1,6 +1,6 @@
 
 <file path=word/document.xml><?xml version="1.0" encoding="utf-8"?>
-<w:document xmlns:wpc="http://schemas.microsoft.com/office/word/2010/wordprocessingCanvas" xmlns:cx="http://schemas.microsoft.com/office/drawing/2014/chartex" xmlns:cx1="http://schemas.microsoft.com/office/drawing/2015/9/8/chartex" xmlns:cx2="http://schemas.microsoft.com/office/drawing/2015/10/21/chartex" xmlns:cx3="http://schemas.microsoft.com/office/drawing/2016/5/9/chartex" xmlns:cx4="http://schemas.microsoft.com/office/drawing/2016/5/10/chartex" xmlns:cx5="http://schemas.microsoft.com/office/drawing/2016/5/11/chartex" xmlns:cx6="http://schemas.microsoft.com/office/drawing/2016/5/12/chartex" xmlns:cx7="http://schemas.microsoft.com/office/drawing/2016/5/13/chartex" xmlns:cx8="http://schemas.microsoft.com/office/drawing/2016/5/14/chartex" xmlns:mc="http://schemas.openxmlformats.org/markup-compatibility/2006" xmlns:aink="http://schemas.microsoft.com/office/drawing/2016/ink" xmlns:am3d="http://schemas.microsoft.com/office/drawing/2017/model3d" xmlns:o="urn:schemas-microsoft-com:office:office" xmlns:oel="http://schemas.microsoft.com/office/2019/extlst" xmlns:r="http://schemas.openxmlformats.org/officeDocument/2006/relationships" xmlns:m="http://schemas.openxmlformats.org/officeDocument/2006/math" xmlns:v="urn:schemas-microsoft-com:vml" xmlns:wp14="http://schemas.microsoft.com/office/word/2010/wordprocessingDrawing" xmlns:wp="http://schemas.openxmlformats.org/drawingml/2006/wordprocessingDrawing" xmlns:w10="urn:schemas-microsoft-com:office:word" xmlns:w="http://schemas.openxmlformats.org/wordprocessingml/2006/main" xmlns:w14="http://schemas.microsoft.com/office/word/2010/wordml" xmlns:w15="http://schemas.microsoft.com/office/word/2012/wordml" xmlns:w16cex="http://schemas.microsoft.com/office/word/2018/wordml/cex" xmlns:w16cid="http://schemas.microsoft.com/office/word/2016/wordml/cid" xmlns:w16="http://schemas.microsoft.com/office/word/2018/wordml" xmlns:w16sdtdh="http://schemas.microsoft.com/office/word/2020/wordml/sdtdatahash" xmlns:w16se="http://schemas.microsoft.com/office/word/2015/wordml/symex" xmlns:wpg="http://schemas.microsoft.com/office/word/2010/wordprocessingGroup" xmlns:wpi="http://schemas.microsoft.com/office/word/2010/wordprocessingInk" xmlns:wne="http://schemas.microsoft.com/office/word/2006/wordml" xmlns:wps="http://schemas.microsoft.com/office/word/2010/wordprocessingShape" mc:Ignorable="w14 w15 w16se w16cid w16 w16cex w16sdtdh wp14">
+<w:document xmlns:wpc="http://schemas.microsoft.com/office/word/2010/wordprocessingCanvas" xmlns:cx="http://schemas.microsoft.com/office/drawing/2014/chartex" xmlns:cx1="http://schemas.microsoft.com/office/drawing/2015/9/8/chartex" xmlns:cx2="http://schemas.microsoft.com/office/drawing/2015/10/21/chartex" xmlns:cx3="http://schemas.microsoft.com/office/drawing/2016/5/9/chartex" xmlns:cx4="http://schemas.microsoft.com/office/drawing/2016/5/10/chartex" xmlns:cx5="http://schemas.microsoft.com/office/drawing/2016/5/11/chartex" xmlns:cx6="http://schemas.microsoft.com/office/drawing/2016/5/12/chartex" xmlns:cx7="http://schemas.microsoft.com/office/drawing/2016/5/13/chartex" xmlns:cx8="http://schemas.microsoft.com/office/drawing/2016/5/14/chartex" xmlns:mc="http://schemas.openxmlformats.org/markup-compatibility/2006" xmlns:aink="http://schemas.microsoft.com/office/drawing/2016/ink" xmlns:am3d="http://schemas.microsoft.com/office/drawing/2017/model3d" xmlns:o="urn:schemas-microsoft-com:office:office" xmlns:oel="http://schemas.microsoft.com/office/2019/extlst" xmlns:r="http://schemas.openxmlformats.org/officeDocument/2006/relationships" xmlns:m="http://schemas.openxmlformats.org/officeDocument/2006/math" xmlns:v="urn:schemas-microsoft-com:vml" xmlns:wp14="http://schemas.microsoft.com/office/word/2010/wordprocessingDrawing" xmlns:wp="http://schemas.openxmlformats.org/drawingml/2006/wordprocessingDrawing" xmlns:w10="urn:schemas-microsoft-com:office:word" xmlns:w="http://schemas.openxmlformats.org/wordprocessingml/2006/main" xmlns:w14="http://schemas.microsoft.com/office/word/2010/wordml" xmlns:w15="http://schemas.microsoft.com/office/word/2012/wordml" xmlns:w16cex="http://schemas.microsoft.com/office/word/2018/wordml/cex" xmlns:w16cid="http://schemas.microsoft.com/office/word/2016/wordml/cid" xmlns:w16="http://schemas.microsoft.com/office/word/2018/wordml" xmlns:w16du="http://schemas.microsoft.com/office/word/2023/wordml/word16du" xmlns:w16sdtdh="http://schemas.microsoft.com/office/word/2020/wordml/sdtdatahash" xmlns:w16sdtfl="http://schemas.microsoft.com/office/word/2024/wordml/sdtformatlock" xmlns:w16se="http://schemas.microsoft.com/office/word/2015/wordml/symex" xmlns:wpg="http://schemas.microsoft.com/office/word/2010/wordprocessingGroup" xmlns:wpi="http://schemas.microsoft.com/office/word/2010/wordprocessingInk" xmlns:wne="http://schemas.microsoft.com/office/word/2006/wordml" xmlns:wps="http://schemas.microsoft.com/office/word/2010/wordprocessingShape" mc:Ignorable="w14 w15 w16se w16cid w16 w16cex w16sdtdh w16sdtfl w16du wp14">
   <w:body>
     <w:p>
       <w:pPr>
@@ -29,6 +29,29 @@
     <w:p>
       <w:pPr>
         <w:rPr>
+          <w:rFonts w:asciiTheme="majorHAnsi" w:hAnsiTheme="majorHAnsi" w:cstheme="majorHAnsi"/>
+          <w:b/>
+          <w:bCs/>
+          <w:sz w:val="24"/>
+          <w:szCs w:val="24"/>
+          <w:u w:val="single"/>
+        </w:rPr>
+      </w:pPr>
+      <w:r>
+        <w:rPr>
+          <w:rFonts w:asciiTheme="majorHAnsi" w:hAnsiTheme="majorHAnsi" w:cstheme="majorHAnsi"/>
+          <w:b/>
+          <w:bCs/>
+          <w:sz w:val="24"/>
+          <w:szCs w:val="24"/>
+          <w:u w:val="single"/>
+        </w:rPr>
+        <w:t>25BCNA01- Adheena Mariyam Shaju</w:t>
+      </w:r>
+    </w:p>
+    <w:p>
+      <w:pPr>
+        <w:rPr>
           <w:rFonts w:cstheme="minorHAnsi"/>
           <w:b/>
           <w:bCs/>
@@ -312,12 +335,50 @@
     <w:p>
       <w:pPr>
         <w:rPr>
-          <w:rFonts w:cstheme="minorHAnsi"/>
-          <w:sz w:val="24"/>
-          <w:szCs w:val="24"/>
-          <w:u w:val="single"/>
-        </w:rPr>
-      </w:pPr>
+          <w:sz w:val="20"/>
+          <w:szCs w:val="20"/>
+        </w:rPr>
+      </w:pPr>
+    </w:p>
+    <w:p>
+      <w:pPr>
+        <w:pStyle w:val="ListParagraph"/>
+        <w:numPr>
+          <w:ilvl w:val="1"/>
+          <w:numId w:val="32"/>
+        </w:numPr>
+        <w:rPr>
+          <w:sz w:val="20"/>
+          <w:szCs w:val="20"/>
+        </w:rPr>
+      </w:pPr>
+      <w:r>
+        <w:rPr>
+          <w:sz w:val="20"/>
+          <w:szCs w:val="20"/>
+        </w:rPr>
+        <w:t>Simplifies the food ordering system in canteens.</w:t>
+      </w:r>
+    </w:p>
+    <w:p>
+      <w:pPr>
+        <w:pStyle w:val="ListParagraph"/>
+        <w:numPr>
+          <w:ilvl w:val="1"/>
+          <w:numId w:val="31"/>
+        </w:numPr>
+        <w:rPr>
+          <w:sz w:val="20"/>
+          <w:szCs w:val="20"/>
+        </w:rPr>
+      </w:pPr>
+      <w:r>
+        <w:rPr>
+          <w:sz w:val="20"/>
+          <w:szCs w:val="20"/>
+        </w:rPr>
+        <w:t xml:space="preserve">Saves time for students as well as staffs </w:t>
+      </w:r>
     </w:p>
     <w:p>
       <w:pPr>
@@ -336,66 +397,6 @@
           <w:sz w:val="20"/>
           <w:szCs w:val="20"/>
         </w:rPr>
-        <w:t>In the current covid scenario, social distancing can be practiced.</w:t>
-      </w:r>
-    </w:p>
-    <w:p>
-      <w:pPr>
-        <w:pStyle w:val="ListParagraph"/>
-        <w:numPr>
-          <w:ilvl w:val="1"/>
-          <w:numId w:val="32"/>
-        </w:numPr>
-        <w:rPr>
-          <w:sz w:val="20"/>
-          <w:szCs w:val="20"/>
-        </w:rPr>
-      </w:pPr>
-      <w:r>
-        <w:rPr>
-          <w:sz w:val="20"/>
-          <w:szCs w:val="20"/>
-        </w:rPr>
-        <w:t>Simplifies the food ordering system in canteens.</w:t>
-      </w:r>
-    </w:p>
-    <w:p>
-      <w:pPr>
-        <w:pStyle w:val="ListParagraph"/>
-        <w:numPr>
-          <w:ilvl w:val="1"/>
-          <w:numId w:val="31"/>
-        </w:numPr>
-        <w:rPr>
-          <w:sz w:val="20"/>
-          <w:szCs w:val="20"/>
-        </w:rPr>
-      </w:pPr>
-      <w:r>
-        <w:rPr>
-          <w:sz w:val="20"/>
-          <w:szCs w:val="20"/>
-        </w:rPr>
-        <w:t xml:space="preserve">Saves time for students as well as staffs </w:t>
-      </w:r>
-    </w:p>
-    <w:p>
-      <w:pPr>
-        <w:pStyle w:val="ListParagraph"/>
-        <w:numPr>
-          <w:ilvl w:val="1"/>
-          <w:numId w:val="33"/>
-        </w:numPr>
-        <w:rPr>
-          <w:sz w:val="20"/>
-          <w:szCs w:val="20"/>
-        </w:rPr>
-      </w:pPr>
-      <w:r>
-        <w:rPr>
-          <w:sz w:val="20"/>
-          <w:szCs w:val="20"/>
-        </w:rPr>
         <w:t>Can avoid a rush inside the canteen</w:t>
       </w:r>
     </w:p>
@@ -1165,7 +1166,7 @@
           <w:sz w:val="20"/>
           <w:szCs w:val="20"/>
         </w:rPr>
-        <w:t>PHP</w:t>
+        <w:t>HTML</w:t>
       </w:r>
     </w:p>
     <w:p>
@@ -1185,7 +1186,7 @@
           <w:sz w:val="20"/>
           <w:szCs w:val="20"/>
         </w:rPr>
-        <w:t>HTML</w:t>
+        <w:t>CSS 3.0</w:t>
       </w:r>
     </w:p>
     <w:p>
@@ -1205,7 +1206,34 @@
           <w:sz w:val="20"/>
           <w:szCs w:val="20"/>
         </w:rPr>
-        <w:t>CSS 3.0</w:t>
+        <w:t>JAVA SCRIPT</w:t>
+      </w:r>
+    </w:p>
+    <w:p>
+      <w:pPr>
+        <w:pStyle w:val="ListParagraph"/>
+        <w:ind w:left="2160"/>
+        <w:rPr>
+          <w:sz w:val="20"/>
+          <w:szCs w:val="20"/>
+        </w:rPr>
+      </w:pPr>
+    </w:p>
+    <w:p>
+      <w:pPr>
+        <w:rPr>
+          <w:sz w:val="24"/>
+          <w:szCs w:val="24"/>
+          <w:u w:val="single"/>
+        </w:rPr>
+      </w:pPr>
+      <w:r>
+        <w:rPr>
+          <w:sz w:val="24"/>
+          <w:szCs w:val="24"/>
+          <w:u w:val="single"/>
+        </w:rPr>
+        <w:t>Back end:</w:t>
       </w:r>
     </w:p>
     <w:p>
@@ -1213,7 +1241,7 @@
         <w:pStyle w:val="ListParagraph"/>
         <w:numPr>
           <w:ilvl w:val="0"/>
-          <w:numId w:val="19"/>
+          <w:numId w:val="44"/>
         </w:numPr>
         <w:rPr>
           <w:sz w:val="20"/>
@@ -1225,13 +1253,21 @@
           <w:sz w:val="20"/>
           <w:szCs w:val="20"/>
         </w:rPr>
-        <w:t>JAVA SCRIPT</w:t>
-      </w:r>
-    </w:p>
-    <w:p>
-      <w:pPr>
-        <w:pStyle w:val="ListParagraph"/>
-        <w:ind w:left="2160"/>
+        <w:t>PHP</w:t>
+      </w:r>
+    </w:p>
+    <w:p>
+      <w:pPr>
+        <w:ind w:left="1800"/>
+        <w:rPr>
+          <w:sz w:val="20"/>
+          <w:szCs w:val="20"/>
+        </w:rPr>
+      </w:pPr>
+    </w:p>
+    <w:p>
+      <w:pPr>
+        <w:ind w:left="1800"/>
         <w:rPr>
           <w:sz w:val="20"/>
           <w:szCs w:val="20"/>
@@ -1252,23 +1288,24 @@
           <w:szCs w:val="24"/>
           <w:u w:val="single"/>
         </w:rPr>
-        <w:t>Back end:</w:t>
-      </w:r>
-    </w:p>
-    <w:p>
-      <w:pPr>
-        <w:rPr>
-          <w:sz w:val="20"/>
-          <w:szCs w:val="20"/>
-        </w:rPr>
-      </w:pPr>
+        <w:lastRenderedPageBreak/>
+        <w:t>Database Local</w:t>
+      </w:r>
+      <w:r>
+        <w:rPr>
+          <w:sz w:val="24"/>
+          <w:szCs w:val="24"/>
+          <w:u w:val="single"/>
+        </w:rPr>
+        <w:t>:</w:t>
+      </w:r>
     </w:p>
     <w:p>
       <w:pPr>
         <w:pStyle w:val="ListParagraph"/>
         <w:numPr>
           <w:ilvl w:val="0"/>
-          <w:numId w:val="20"/>
+          <w:numId w:val="44"/>
         </w:numPr>
         <w:rPr>
           <w:sz w:val="20"/>
@@ -1294,24 +1331,48 @@
     <w:p>
       <w:pPr>
         <w:rPr>
-          <w:sz w:val="20"/>
-          <w:szCs w:val="20"/>
-        </w:rPr>
-      </w:pPr>
-    </w:p>
-    <w:p>
-      <w:pPr>
-        <w:rPr>
-          <w:sz w:val="20"/>
-          <w:szCs w:val="20"/>
-        </w:rPr>
-      </w:pPr>
-      <w:r>
-        <w:rPr>
-          <w:sz w:val="20"/>
-          <w:szCs w:val="20"/>
-        </w:rPr>
-        <w:lastRenderedPageBreak/>
+          <w:sz w:val="24"/>
+          <w:szCs w:val="24"/>
+          <w:u w:val="single"/>
+        </w:rPr>
+      </w:pPr>
+    </w:p>
+    <w:p>
+      <w:pPr>
+        <w:rPr>
+          <w:sz w:val="20"/>
+          <w:szCs w:val="20"/>
+        </w:rPr>
+      </w:pPr>
+    </w:p>
+    <w:p>
+      <w:pPr>
+        <w:rPr>
+          <w:sz w:val="20"/>
+          <w:szCs w:val="20"/>
+        </w:rPr>
+      </w:pPr>
+    </w:p>
+    <w:p>
+      <w:pPr>
+        <w:rPr>
+          <w:sz w:val="20"/>
+          <w:szCs w:val="20"/>
+        </w:rPr>
+      </w:pPr>
+    </w:p>
+    <w:p>
+      <w:pPr>
+        <w:rPr>
+          <w:sz w:val="20"/>
+          <w:szCs w:val="20"/>
+        </w:rPr>
+      </w:pPr>
+      <w:r>
+        <w:rPr>
+          <w:sz w:val="20"/>
+          <w:szCs w:val="20"/>
+        </w:rPr>
         <w:tab/>
       </w:r>
     </w:p>
@@ -1369,7 +1430,7 @@
 </file>
 
 <file path=word/numbering.xml><?xml version="1.0" encoding="utf-8"?>
-<w:numbering xmlns:wpc="http://schemas.microsoft.com/office/word/2010/wordprocessingCanvas" xmlns:cx="http://schemas.microsoft.com/office/drawing/2014/chartex" xmlns:cx1="http://schemas.microsoft.com/office/drawing/2015/9/8/chartex" xmlns:cx2="http://schemas.microsoft.com/office/drawing/2015/10/21/chartex" xmlns:cx3="http://schemas.microsoft.com/office/drawing/2016/5/9/chartex" xmlns:cx4="http://schemas.microsoft.com/office/drawing/2016/5/10/chartex" xmlns:cx5="http://schemas.microsoft.com/office/drawing/2016/5/11/chartex" xmlns:cx6="http://schemas.microsoft.com/office/drawing/2016/5/12/chartex" xmlns:cx7="http://schemas.microsoft.com/office/drawing/2016/5/13/chartex" xmlns:cx8="http://schemas.microsoft.com/office/drawing/2016/5/14/chartex" xmlns:mc="http://schemas.openxmlformats.org/markup-compatibility/2006" xmlns:aink="http://schemas.microsoft.com/office/drawing/2016/ink" xmlns:am3d="http://schemas.microsoft.com/office/drawing/2017/model3d" xmlns:o="urn:schemas-microsoft-com:office:office" xmlns:oel="http://schemas.microsoft.com/office/2019/extlst" xmlns:r="http://schemas.openxmlformats.org/officeDocument/2006/relationships" xmlns:m="http://schemas.openxmlformats.org/officeDocument/2006/math" xmlns:v="urn:schemas-microsoft-com:vml" xmlns:wp14="http://schemas.microsoft.com/office/word/2010/wordprocessingDrawing" xmlns:wp="http://schemas.openxmlformats.org/drawingml/2006/wordprocessingDrawing" xmlns:w10="urn:schemas-microsoft-com:office:word" xmlns:w="http://schemas.openxmlformats.org/wordprocessingml/2006/main" xmlns:w14="http://schemas.microsoft.com/office/word/2010/wordml" xmlns:w15="http://schemas.microsoft.com/office/word/2012/wordml" xmlns:w16cex="http://schemas.microsoft.com/office/word/2018/wordml/cex" xmlns:w16cid="http://schemas.microsoft.com/office/word/2016/wordml/cid" xmlns:w16="http://schemas.microsoft.com/office/word/2018/wordml" xmlns:w16sdtdh="http://schemas.microsoft.com/office/word/2020/wordml/sdtdatahash" xmlns:w16se="http://schemas.microsoft.com/office/word/2015/wordml/symex" xmlns:wpg="http://schemas.microsoft.com/office/word/2010/wordprocessingGroup" xmlns:wpi="http://schemas.microsoft.com/office/word/2010/wordprocessingInk" xmlns:wne="http://schemas.microsoft.com/office/word/2006/wordml" xmlns:wps="http://schemas.microsoft.com/office/word/2010/wordprocessingShape" mc:Ignorable="w14 w15 w16se w16cid w16 w16cex w16sdtdh wp14">
+<w:numbering xmlns:wpc="http://schemas.microsoft.com/office/word/2010/wordprocessingCanvas" xmlns:cx="http://schemas.microsoft.com/office/drawing/2014/chartex" xmlns:cx1="http://schemas.microsoft.com/office/drawing/2015/9/8/chartex" xmlns:cx2="http://schemas.microsoft.com/office/drawing/2015/10/21/chartex" xmlns:cx3="http://schemas.microsoft.com/office/drawing/2016/5/9/chartex" xmlns:cx4="http://schemas.microsoft.com/office/drawing/2016/5/10/chartex" xmlns:cx5="http://schemas.microsoft.com/office/drawing/2016/5/11/chartex" xmlns:cx6="http://schemas.microsoft.com/office/drawing/2016/5/12/chartex" xmlns:cx7="http://schemas.microsoft.com/office/drawing/2016/5/13/chartex" xmlns:cx8="http://schemas.microsoft.com/office/drawing/2016/5/14/chartex" xmlns:mc="http://schemas.openxmlformats.org/markup-compatibility/2006" xmlns:aink="http://schemas.microsoft.com/office/drawing/2016/ink" xmlns:am3d="http://schemas.microsoft.com/office/drawing/2017/model3d" xmlns:o="urn:schemas-microsoft-com:office:office" xmlns:oel="http://schemas.microsoft.com/office/2019/extlst" xmlns:r="http://schemas.openxmlformats.org/officeDocument/2006/relationships" xmlns:m="http://schemas.openxmlformats.org/officeDocument/2006/math" xmlns:v="urn:schemas-microsoft-com:vml" xmlns:wp14="http://schemas.microsoft.com/office/word/2010/wordprocessingDrawing" xmlns:wp="http://schemas.openxmlformats.org/drawingml/2006/wordprocessingDrawing" xmlns:w10="urn:schemas-microsoft-com:office:word" xmlns:w="http://schemas.openxmlformats.org/wordprocessingml/2006/main" xmlns:w14="http://schemas.microsoft.com/office/word/2010/wordml" xmlns:w15="http://schemas.microsoft.com/office/word/2012/wordml" xmlns:w16cex="http://schemas.microsoft.com/office/word/2018/wordml/cex" xmlns:w16cid="http://schemas.microsoft.com/office/word/2016/wordml/cid" xmlns:w16="http://schemas.microsoft.com/office/word/2018/wordml" xmlns:w16du="http://schemas.microsoft.com/office/word/2023/wordml/word16du" xmlns:w16sdtdh="http://schemas.microsoft.com/office/word/2020/wordml/sdtdatahash" xmlns:w16sdtfl="http://schemas.microsoft.com/office/word/2024/wordml/sdtformatlock" xmlns:w16se="http://schemas.microsoft.com/office/word/2015/wordml/symex" xmlns:wpg="http://schemas.microsoft.com/office/word/2010/wordprocessingGroup" xmlns:wpi="http://schemas.microsoft.com/office/word/2010/wordprocessingInk" xmlns:wne="http://schemas.microsoft.com/office/word/2006/wordml" xmlns:wps="http://schemas.microsoft.com/office/word/2010/wordprocessingShape" mc:Ignorable="w14 w15 w16se w16cid w16 w16cex w16sdtdh w16sdtfl w16du wp14">
   <w:numPicBullet w:numPicBulletId="0">
     <w:pict>
       <v:shapetype id="_x0000_t75" coordsize="21600,21600" o:spt="75" o:preferrelative="t" path="m@4@5l@4@11@9@11@9@5xe" filled="f" stroked="f">
@@ -1391,7 +1452,7 @@
         <v:path o:extrusionok="f" gradientshapeok="t" o:connecttype="rect"/>
         <o:lock v:ext="edit" aspectratio="t"/>
       </v:shapetype>
-      <v:shape id="_x0000_i1057" type="#_x0000_t75" style="width:11.2pt;height:11.2pt" o:bullet="t">
+      <v:shape id="_x0000_i1025" type="#_x0000_t75" style="width:11.45pt;height:11.45pt" o:bullet="t">
         <v:imagedata r:id="rId1" o:title="mso85AC"/>
       </v:shape>
     </w:pict>
@@ -1849,6 +1910,119 @@
     </w:lvl>
   </w:abstractNum>
   <w:abstractNum w:abstractNumId="4" w15:restartNumberingAfterBreak="0">
+    <w:nsid w:val="0FFA1C9B"/>
+    <w:multiLevelType w:val="hybridMultilevel"/>
+    <w:tmpl w:val="534A9C78"/>
+    <w:lvl w:ilvl="0" w:tplc="40090001">
+      <w:start w:val="1"/>
+      <w:numFmt w:val="bullet"/>
+      <w:lvlText w:val=""/>
+      <w:lvlJc w:val="left"/>
+      <w:pPr>
+        <w:ind w:left="2433" w:hanging="360"/>
+      </w:pPr>
+      <w:rPr>
+        <w:rFonts w:ascii="Symbol" w:hAnsi="Symbol" w:hint="default"/>
+      </w:rPr>
+    </w:lvl>
+    <w:lvl w:ilvl="1" w:tplc="40090003" w:tentative="1">
+      <w:start w:val="1"/>
+      <w:numFmt w:val="bullet"/>
+      <w:lvlText w:val="o"/>
+      <w:lvlJc w:val="left"/>
+      <w:pPr>
+        <w:ind w:left="3153" w:hanging="360"/>
+      </w:pPr>
+      <w:rPr>
+        <w:rFonts w:ascii="Courier New" w:hAnsi="Courier New" w:cs="Courier New" w:hint="default"/>
+      </w:rPr>
+    </w:lvl>
+    <w:lvl w:ilvl="2" w:tplc="40090005" w:tentative="1">
+      <w:start w:val="1"/>
+      <w:numFmt w:val="bullet"/>
+      <w:lvlText w:val=""/>
+      <w:lvlJc w:val="left"/>
+      <w:pPr>
+        <w:ind w:left="3873" w:hanging="360"/>
+      </w:pPr>
+      <w:rPr>
+        <w:rFonts w:ascii="Wingdings" w:hAnsi="Wingdings" w:hint="default"/>
+      </w:rPr>
+    </w:lvl>
+    <w:lvl w:ilvl="3" w:tplc="40090001" w:tentative="1">
+      <w:start w:val="1"/>
+      <w:numFmt w:val="bullet"/>
+      <w:lvlText w:val=""/>
+      <w:lvlJc w:val="left"/>
+      <w:pPr>
+        <w:ind w:left="4593" w:hanging="360"/>
+      </w:pPr>
+      <w:rPr>
+        <w:rFonts w:ascii="Symbol" w:hAnsi="Symbol" w:hint="default"/>
+      </w:rPr>
+    </w:lvl>
+    <w:lvl w:ilvl="4" w:tplc="40090003" w:tentative="1">
+      <w:start w:val="1"/>
+      <w:numFmt w:val="bullet"/>
+      <w:lvlText w:val="o"/>
+      <w:lvlJc w:val="left"/>
+      <w:pPr>
+        <w:ind w:left="5313" w:hanging="360"/>
+      </w:pPr>
+      <w:rPr>
+        <w:rFonts w:ascii="Courier New" w:hAnsi="Courier New" w:cs="Courier New" w:hint="default"/>
+      </w:rPr>
+    </w:lvl>
+    <w:lvl w:ilvl="5" w:tplc="40090005" w:tentative="1">
+      <w:start w:val="1"/>
+      <w:numFmt w:val="bullet"/>
+      <w:lvlText w:val=""/>
+      <w:lvlJc w:val="left"/>
+      <w:pPr>
+        <w:ind w:left="6033" w:hanging="360"/>
+      </w:pPr>
+      <w:rPr>
+        <w:rFonts w:ascii="Wingdings" w:hAnsi="Wingdings" w:hint="default"/>
+      </w:rPr>
+    </w:lvl>
+    <w:lvl w:ilvl="6" w:tplc="40090001" w:tentative="1">
+      <w:start w:val="1"/>
+      <w:numFmt w:val="bullet"/>
+      <w:lvlText w:val=""/>
+      <w:lvlJc w:val="left"/>
+      <w:pPr>
+        <w:ind w:left="6753" w:hanging="360"/>
+      </w:pPr>
+      <w:rPr>
+        <w:rFonts w:ascii="Symbol" w:hAnsi="Symbol" w:hint="default"/>
+      </w:rPr>
+    </w:lvl>
+    <w:lvl w:ilvl="7" w:tplc="40090003" w:tentative="1">
+      <w:start w:val="1"/>
+      <w:numFmt w:val="bullet"/>
+      <w:lvlText w:val="o"/>
+      <w:lvlJc w:val="left"/>
+      <w:pPr>
+        <w:ind w:left="7473" w:hanging="360"/>
+      </w:pPr>
+      <w:rPr>
+        <w:rFonts w:ascii="Courier New" w:hAnsi="Courier New" w:cs="Courier New" w:hint="default"/>
+      </w:rPr>
+    </w:lvl>
+    <w:lvl w:ilvl="8" w:tplc="40090005" w:tentative="1">
+      <w:start w:val="1"/>
+      <w:numFmt w:val="bullet"/>
+      <w:lvlText w:val=""/>
+      <w:lvlJc w:val="left"/>
+      <w:pPr>
+        <w:ind w:left="8193" w:hanging="360"/>
+      </w:pPr>
+      <w:rPr>
+        <w:rFonts w:ascii="Wingdings" w:hAnsi="Wingdings" w:hint="default"/>
+      </w:rPr>
+    </w:lvl>
+  </w:abstractNum>
+  <w:abstractNum w:abstractNumId="5" w15:restartNumberingAfterBreak="0">
     <w:nsid w:val="14441A17"/>
     <w:multiLevelType w:val="hybridMultilevel"/>
     <w:tmpl w:val="1FC29FC2"/>
@@ -1961,7 +2135,7 @@
       </w:rPr>
     </w:lvl>
   </w:abstractNum>
-  <w:abstractNum w:abstractNumId="5" w15:restartNumberingAfterBreak="0">
+  <w:abstractNum w:abstractNumId="6" w15:restartNumberingAfterBreak="0">
     <w:nsid w:val="14B81069"/>
     <w:multiLevelType w:val="hybridMultilevel"/>
     <w:tmpl w:val="8D5229CC"/>
@@ -2074,7 +2248,7 @@
       </w:rPr>
     </w:lvl>
   </w:abstractNum>
-  <w:abstractNum w:abstractNumId="6" w15:restartNumberingAfterBreak="0">
+  <w:abstractNum w:abstractNumId="7" w15:restartNumberingAfterBreak="0">
     <w:nsid w:val="15BF6B3D"/>
     <w:multiLevelType w:val="hybridMultilevel"/>
     <w:tmpl w:val="85349AD4"/>
@@ -2187,7 +2361,7 @@
       </w:rPr>
     </w:lvl>
   </w:abstractNum>
-  <w:abstractNum w:abstractNumId="7" w15:restartNumberingAfterBreak="0">
+  <w:abstractNum w:abstractNumId="8" w15:restartNumberingAfterBreak="0">
     <w:nsid w:val="191F6BB6"/>
     <w:multiLevelType w:val="hybridMultilevel"/>
     <w:tmpl w:val="D40E961C"/>
@@ -2300,7 +2474,7 @@
       </w:rPr>
     </w:lvl>
   </w:abstractNum>
-  <w:abstractNum w:abstractNumId="8" w15:restartNumberingAfterBreak="0">
+  <w:abstractNum w:abstractNumId="9" w15:restartNumberingAfterBreak="0">
     <w:nsid w:val="19602619"/>
     <w:multiLevelType w:val="hybridMultilevel"/>
     <w:tmpl w:val="685048CA"/>
@@ -2413,7 +2587,7 @@
       </w:rPr>
     </w:lvl>
   </w:abstractNum>
-  <w:abstractNum w:abstractNumId="9" w15:restartNumberingAfterBreak="0">
+  <w:abstractNum w:abstractNumId="10" w15:restartNumberingAfterBreak="0">
     <w:nsid w:val="19F0346E"/>
     <w:multiLevelType w:val="hybridMultilevel"/>
     <w:tmpl w:val="28C8C304"/>
@@ -2526,7 +2700,120 @@
       </w:rPr>
     </w:lvl>
   </w:abstractNum>
-  <w:abstractNum w:abstractNumId="10" w15:restartNumberingAfterBreak="0">
+  <w:abstractNum w:abstractNumId="11" w15:restartNumberingAfterBreak="0">
+    <w:nsid w:val="1B292500"/>
+    <w:multiLevelType w:val="hybridMultilevel"/>
+    <w:tmpl w:val="FC62C54C"/>
+    <w:lvl w:ilvl="0" w:tplc="40090001">
+      <w:start w:val="1"/>
+      <w:numFmt w:val="bullet"/>
+      <w:lvlText w:val=""/>
+      <w:lvlJc w:val="left"/>
+      <w:pPr>
+        <w:ind w:left="2160" w:hanging="360"/>
+      </w:pPr>
+      <w:rPr>
+        <w:rFonts w:ascii="Symbol" w:hAnsi="Symbol" w:hint="default"/>
+      </w:rPr>
+    </w:lvl>
+    <w:lvl w:ilvl="1" w:tplc="40090003" w:tentative="1">
+      <w:start w:val="1"/>
+      <w:numFmt w:val="bullet"/>
+      <w:lvlText w:val="o"/>
+      <w:lvlJc w:val="left"/>
+      <w:pPr>
+        <w:ind w:left="2880" w:hanging="360"/>
+      </w:pPr>
+      <w:rPr>
+        <w:rFonts w:ascii="Courier New" w:hAnsi="Courier New" w:cs="Courier New" w:hint="default"/>
+      </w:rPr>
+    </w:lvl>
+    <w:lvl w:ilvl="2" w:tplc="40090005" w:tentative="1">
+      <w:start w:val="1"/>
+      <w:numFmt w:val="bullet"/>
+      <w:lvlText w:val=""/>
+      <w:lvlJc w:val="left"/>
+      <w:pPr>
+        <w:ind w:left="3600" w:hanging="360"/>
+      </w:pPr>
+      <w:rPr>
+        <w:rFonts w:ascii="Wingdings" w:hAnsi="Wingdings" w:hint="default"/>
+      </w:rPr>
+    </w:lvl>
+    <w:lvl w:ilvl="3" w:tplc="40090001" w:tentative="1">
+      <w:start w:val="1"/>
+      <w:numFmt w:val="bullet"/>
+      <w:lvlText w:val=""/>
+      <w:lvlJc w:val="left"/>
+      <w:pPr>
+        <w:ind w:left="4320" w:hanging="360"/>
+      </w:pPr>
+      <w:rPr>
+        <w:rFonts w:ascii="Symbol" w:hAnsi="Symbol" w:hint="default"/>
+      </w:rPr>
+    </w:lvl>
+    <w:lvl w:ilvl="4" w:tplc="40090003" w:tentative="1">
+      <w:start w:val="1"/>
+      <w:numFmt w:val="bullet"/>
+      <w:lvlText w:val="o"/>
+      <w:lvlJc w:val="left"/>
+      <w:pPr>
+        <w:ind w:left="5040" w:hanging="360"/>
+      </w:pPr>
+      <w:rPr>
+        <w:rFonts w:ascii="Courier New" w:hAnsi="Courier New" w:cs="Courier New" w:hint="default"/>
+      </w:rPr>
+    </w:lvl>
+    <w:lvl w:ilvl="5" w:tplc="40090005" w:tentative="1">
+      <w:start w:val="1"/>
+      <w:numFmt w:val="bullet"/>
+      <w:lvlText w:val=""/>
+      <w:lvlJc w:val="left"/>
+      <w:pPr>
+        <w:ind w:left="5760" w:hanging="360"/>
+      </w:pPr>
+      <w:rPr>
+        <w:rFonts w:ascii="Wingdings" w:hAnsi="Wingdings" w:hint="default"/>
+      </w:rPr>
+    </w:lvl>
+    <w:lvl w:ilvl="6" w:tplc="40090001" w:tentative="1">
+      <w:start w:val="1"/>
+      <w:numFmt w:val="bullet"/>
+      <w:lvlText w:val=""/>
+      <w:lvlJc w:val="left"/>
+      <w:pPr>
+        <w:ind w:left="6480" w:hanging="360"/>
+      </w:pPr>
+      <w:rPr>
+        <w:rFonts w:ascii="Symbol" w:hAnsi="Symbol" w:hint="default"/>
+      </w:rPr>
+    </w:lvl>
+    <w:lvl w:ilvl="7" w:tplc="40090003" w:tentative="1">
+      <w:start w:val="1"/>
+      <w:numFmt w:val="bullet"/>
+      <w:lvlText w:val="o"/>
+      <w:lvlJc w:val="left"/>
+      <w:pPr>
+        <w:ind w:left="7200" w:hanging="360"/>
+      </w:pPr>
+      <w:rPr>
+        <w:rFonts w:ascii="Courier New" w:hAnsi="Courier New" w:cs="Courier New" w:hint="default"/>
+      </w:rPr>
+    </w:lvl>
+    <w:lvl w:ilvl="8" w:tplc="40090005" w:tentative="1">
+      <w:start w:val="1"/>
+      <w:numFmt w:val="bullet"/>
+      <w:lvlText w:val=""/>
+      <w:lvlJc w:val="left"/>
+      <w:pPr>
+        <w:ind w:left="7920" w:hanging="360"/>
+      </w:pPr>
+      <w:rPr>
+        <w:rFonts w:ascii="Wingdings" w:hAnsi="Wingdings" w:hint="default"/>
+      </w:rPr>
+    </w:lvl>
+  </w:abstractNum>
+  <w:abstractNum w:abstractNumId="12" w15:restartNumberingAfterBreak="0">
     <w:nsid w:val="1C854376"/>
     <w:multiLevelType w:val="hybridMultilevel"/>
     <w:tmpl w:val="17521D3A"/>
@@ -2639,7 +2926,7 @@
       </w:rPr>
     </w:lvl>
   </w:abstractNum>
-  <w:abstractNum w:abstractNumId="11" w15:restartNumberingAfterBreak="0">
+  <w:abstractNum w:abstractNumId="13" w15:restartNumberingAfterBreak="0">
     <w:nsid w:val="2316369E"/>
     <w:multiLevelType w:val="hybridMultilevel"/>
     <w:tmpl w:val="920AFC76"/>
@@ -2749,7 +3036,7 @@
       </w:rPr>
     </w:lvl>
   </w:abstractNum>
-  <w:abstractNum w:abstractNumId="12" w15:restartNumberingAfterBreak="0">
+  <w:abstractNum w:abstractNumId="14" w15:restartNumberingAfterBreak="0">
     <w:nsid w:val="23826197"/>
     <w:multiLevelType w:val="hybridMultilevel"/>
     <w:tmpl w:val="590A39EA"/>
@@ -2862,7 +3149,7 @@
       </w:rPr>
     </w:lvl>
   </w:abstractNum>
-  <w:abstractNum w:abstractNumId="13" w15:restartNumberingAfterBreak="0">
+  <w:abstractNum w:abstractNumId="15" w15:restartNumberingAfterBreak="0">
     <w:nsid w:val="23E53A2F"/>
     <w:multiLevelType w:val="hybridMultilevel"/>
     <w:tmpl w:val="C39271EE"/>
@@ -2975,7 +3262,7 @@
       </w:rPr>
     </w:lvl>
   </w:abstractNum>
-  <w:abstractNum w:abstractNumId="14" w15:restartNumberingAfterBreak="0">
+  <w:abstractNum w:abstractNumId="16" w15:restartNumberingAfterBreak="0">
     <w:nsid w:val="24D7080D"/>
     <w:multiLevelType w:val="hybridMultilevel"/>
     <w:tmpl w:val="F6A82184"/>
@@ -3088,7 +3375,7 @@
       </w:rPr>
     </w:lvl>
   </w:abstractNum>
-  <w:abstractNum w:abstractNumId="15" w15:restartNumberingAfterBreak="0">
+  <w:abstractNum w:abstractNumId="17" w15:restartNumberingAfterBreak="0">
     <w:nsid w:val="26D45179"/>
     <w:multiLevelType w:val="hybridMultilevel"/>
     <w:tmpl w:val="5F98AA00"/>
@@ -3201,7 +3488,7 @@
       </w:rPr>
     </w:lvl>
   </w:abstractNum>
-  <w:abstractNum w:abstractNumId="16" w15:restartNumberingAfterBreak="0">
+  <w:abstractNum w:abstractNumId="18" w15:restartNumberingAfterBreak="0">
     <w:nsid w:val="2AE71020"/>
     <w:multiLevelType w:val="hybridMultilevel"/>
     <w:tmpl w:val="21844F9E"/>
@@ -3314,7 +3601,7 @@
       </w:rPr>
     </w:lvl>
   </w:abstractNum>
-  <w:abstractNum w:abstractNumId="17" w15:restartNumberingAfterBreak="0">
+  <w:abstractNum w:abstractNumId="19" w15:restartNumberingAfterBreak="0">
     <w:nsid w:val="351B77DA"/>
     <w:multiLevelType w:val="hybridMultilevel"/>
     <w:tmpl w:val="7AF0E348"/>
@@ -3427,7 +3714,7 @@
       </w:rPr>
     </w:lvl>
   </w:abstractNum>
-  <w:abstractNum w:abstractNumId="18" w15:restartNumberingAfterBreak="0">
+  <w:abstractNum w:abstractNumId="20" w15:restartNumberingAfterBreak="0">
     <w:nsid w:val="38D33265"/>
     <w:multiLevelType w:val="hybridMultilevel"/>
     <w:tmpl w:val="F74CC6D0"/>
@@ -3540,7 +3827,7 @@
       </w:rPr>
     </w:lvl>
   </w:abstractNum>
-  <w:abstractNum w:abstractNumId="19" w15:restartNumberingAfterBreak="0">
+  <w:abstractNum w:abstractNumId="21" w15:restartNumberingAfterBreak="0">
     <w:nsid w:val="402F15CE"/>
     <w:multiLevelType w:val="hybridMultilevel"/>
     <w:tmpl w:val="56207088"/>
@@ -3653,7 +3940,7 @@
       </w:rPr>
     </w:lvl>
   </w:abstractNum>
-  <w:abstractNum w:abstractNumId="20" w15:restartNumberingAfterBreak="0">
+  <w:abstractNum w:abstractNumId="22" w15:restartNumberingAfterBreak="0">
     <w:nsid w:val="42FA23A7"/>
     <w:multiLevelType w:val="hybridMultilevel"/>
     <w:tmpl w:val="8F72AA50"/>
@@ -3766,7 +4053,120 @@
       </w:rPr>
     </w:lvl>
   </w:abstractNum>
-  <w:abstractNum w:abstractNumId="21" w15:restartNumberingAfterBreak="0">
+  <w:abstractNum w:abstractNumId="23" w15:restartNumberingAfterBreak="0">
+    <w:nsid w:val="4493762D"/>
+    <w:multiLevelType w:val="hybridMultilevel"/>
+    <w:tmpl w:val="E5E87820"/>
+    <w:lvl w:ilvl="0" w:tplc="40090001">
+      <w:start w:val="1"/>
+      <w:numFmt w:val="bullet"/>
+      <w:lvlText w:val=""/>
+      <w:lvlJc w:val="left"/>
+      <w:pPr>
+        <w:ind w:left="2433" w:hanging="360"/>
+      </w:pPr>
+      <w:rPr>
+        <w:rFonts w:ascii="Symbol" w:hAnsi="Symbol" w:hint="default"/>
+      </w:rPr>
+    </w:lvl>
+    <w:lvl w:ilvl="1" w:tplc="40090003" w:tentative="1">
+      <w:start w:val="1"/>
+      <w:numFmt w:val="bullet"/>
+      <w:lvlText w:val="o"/>
+      <w:lvlJc w:val="left"/>
+      <w:pPr>
+        <w:ind w:left="3153" w:hanging="360"/>
+      </w:pPr>
+      <w:rPr>
+        <w:rFonts w:ascii="Courier New" w:hAnsi="Courier New" w:cs="Courier New" w:hint="default"/>
+      </w:rPr>
+    </w:lvl>
+    <w:lvl w:ilvl="2" w:tplc="40090005" w:tentative="1">
+      <w:start w:val="1"/>
+      <w:numFmt w:val="bullet"/>
+      <w:lvlText w:val=""/>
+      <w:lvlJc w:val="left"/>
+      <w:pPr>
+        <w:ind w:left="3873" w:hanging="360"/>
+      </w:pPr>
+      <w:rPr>
+        <w:rFonts w:ascii="Wingdings" w:hAnsi="Wingdings" w:hint="default"/>
+      </w:rPr>
+    </w:lvl>
+    <w:lvl w:ilvl="3" w:tplc="40090001" w:tentative="1">
+      <w:start w:val="1"/>
+      <w:numFmt w:val="bullet"/>
+      <w:lvlText w:val=""/>
+      <w:lvlJc w:val="left"/>
+      <w:pPr>
+        <w:ind w:left="4593" w:hanging="360"/>
+      </w:pPr>
+      <w:rPr>
+        <w:rFonts w:ascii="Symbol" w:hAnsi="Symbol" w:hint="default"/>
+      </w:rPr>
+    </w:lvl>
+    <w:lvl w:ilvl="4" w:tplc="40090003" w:tentative="1">
+      <w:start w:val="1"/>
+      <w:numFmt w:val="bullet"/>
+      <w:lvlText w:val="o"/>
+      <w:lvlJc w:val="left"/>
+      <w:pPr>
+        <w:ind w:left="5313" w:hanging="360"/>
+      </w:pPr>
+      <w:rPr>
+        <w:rFonts w:ascii="Courier New" w:hAnsi="Courier New" w:cs="Courier New" w:hint="default"/>
+      </w:rPr>
+    </w:lvl>
+    <w:lvl w:ilvl="5" w:tplc="40090005" w:tentative="1">
+      <w:start w:val="1"/>
+      <w:numFmt w:val="bullet"/>
+      <w:lvlText w:val=""/>
+      <w:lvlJc w:val="left"/>
+      <w:pPr>
+        <w:ind w:left="6033" w:hanging="360"/>
+      </w:pPr>
+      <w:rPr>
+        <w:rFonts w:ascii="Wingdings" w:hAnsi="Wingdings" w:hint="default"/>
+      </w:rPr>
+    </w:lvl>
+    <w:lvl w:ilvl="6" w:tplc="40090001" w:tentative="1">
+      <w:start w:val="1"/>
+      <w:numFmt w:val="bullet"/>
+      <w:lvlText w:val=""/>
+      <w:lvlJc w:val="left"/>
+      <w:pPr>
+        <w:ind w:left="6753" w:hanging="360"/>
+      </w:pPr>
+      <w:rPr>
+        <w:rFonts w:ascii="Symbol" w:hAnsi="Symbol" w:hint="default"/>
+      </w:rPr>
+    </w:lvl>
+    <w:lvl w:ilvl="7" w:tplc="40090003" w:tentative="1">
+      <w:start w:val="1"/>
+      <w:numFmt w:val="bullet"/>
+      <w:lvlText w:val="o"/>
+      <w:lvlJc w:val="left"/>
+      <w:pPr>
+        <w:ind w:left="7473" w:hanging="360"/>
+      </w:pPr>
+      <w:rPr>
+        <w:rFonts w:ascii="Courier New" w:hAnsi="Courier New" w:cs="Courier New" w:hint="default"/>
+      </w:rPr>
+    </w:lvl>
+    <w:lvl w:ilvl="8" w:tplc="40090005" w:tentative="1">
+      <w:start w:val="1"/>
+      <w:numFmt w:val="bullet"/>
+      <w:lvlText w:val=""/>
+      <w:lvlJc w:val="left"/>
+      <w:pPr>
+        <w:ind w:left="8193" w:hanging="360"/>
+      </w:pPr>
+      <w:rPr>
+        <w:rFonts w:ascii="Wingdings" w:hAnsi="Wingdings" w:hint="default"/>
+      </w:rPr>
+    </w:lvl>
+  </w:abstractNum>
+  <w:abstractNum w:abstractNumId="24" w15:restartNumberingAfterBreak="0">
     <w:nsid w:val="4C3848DA"/>
     <w:multiLevelType w:val="hybridMultilevel"/>
     <w:tmpl w:val="280A8AE6"/>
@@ -3879,7 +4279,7 @@
       </w:rPr>
     </w:lvl>
   </w:abstractNum>
-  <w:abstractNum w:abstractNumId="22" w15:restartNumberingAfterBreak="0">
+  <w:abstractNum w:abstractNumId="25" w15:restartNumberingAfterBreak="0">
     <w:nsid w:val="4D0E60B9"/>
     <w:multiLevelType w:val="hybridMultilevel"/>
     <w:tmpl w:val="A8C63AC6"/>
@@ -3992,7 +4392,7 @@
       </w:rPr>
     </w:lvl>
   </w:abstractNum>
-  <w:abstractNum w:abstractNumId="23" w15:restartNumberingAfterBreak="0">
+  <w:abstractNum w:abstractNumId="26" w15:restartNumberingAfterBreak="0">
     <w:nsid w:val="4D1C6DE4"/>
     <w:multiLevelType w:val="hybridMultilevel"/>
     <w:tmpl w:val="147666B8"/>
@@ -4105,7 +4505,7 @@
       </w:rPr>
     </w:lvl>
   </w:abstractNum>
-  <w:abstractNum w:abstractNumId="24" w15:restartNumberingAfterBreak="0">
+  <w:abstractNum w:abstractNumId="27" w15:restartNumberingAfterBreak="0">
     <w:nsid w:val="4EFA09EE"/>
     <w:multiLevelType w:val="hybridMultilevel"/>
     <w:tmpl w:val="1BA0267A"/>
@@ -4218,7 +4618,7 @@
       </w:rPr>
     </w:lvl>
   </w:abstractNum>
-  <w:abstractNum w:abstractNumId="25" w15:restartNumberingAfterBreak="0">
+  <w:abstractNum w:abstractNumId="28" w15:restartNumberingAfterBreak="0">
     <w:nsid w:val="50494544"/>
     <w:multiLevelType w:val="hybridMultilevel"/>
     <w:tmpl w:val="F5E03D5A"/>
@@ -4331,7 +4731,7 @@
       </w:rPr>
     </w:lvl>
   </w:abstractNum>
-  <w:abstractNum w:abstractNumId="26" w15:restartNumberingAfterBreak="0">
+  <w:abstractNum w:abstractNumId="29" w15:restartNumberingAfterBreak="0">
     <w:nsid w:val="52457443"/>
     <w:multiLevelType w:val="hybridMultilevel"/>
     <w:tmpl w:val="F49CC55A"/>
@@ -4444,7 +4844,7 @@
       </w:rPr>
     </w:lvl>
   </w:abstractNum>
-  <w:abstractNum w:abstractNumId="27" w15:restartNumberingAfterBreak="0">
+  <w:abstractNum w:abstractNumId="30" w15:restartNumberingAfterBreak="0">
     <w:nsid w:val="53122A46"/>
     <w:multiLevelType w:val="hybridMultilevel"/>
     <w:tmpl w:val="E606F954"/>
@@ -4530,7 +4930,7 @@
       </w:pPr>
     </w:lvl>
   </w:abstractNum>
-  <w:abstractNum w:abstractNumId="28" w15:restartNumberingAfterBreak="0">
+  <w:abstractNum w:abstractNumId="31" w15:restartNumberingAfterBreak="0">
     <w:nsid w:val="55C81486"/>
     <w:multiLevelType w:val="hybridMultilevel"/>
     <w:tmpl w:val="3E128FD4"/>
@@ -4643,7 +5043,7 @@
       </w:rPr>
     </w:lvl>
   </w:abstractNum>
-  <w:abstractNum w:abstractNumId="29" w15:restartNumberingAfterBreak="0">
+  <w:abstractNum w:abstractNumId="32" w15:restartNumberingAfterBreak="0">
     <w:nsid w:val="59D7658A"/>
     <w:multiLevelType w:val="hybridMultilevel"/>
     <w:tmpl w:val="AAAE7BF6"/>
@@ -4756,7 +5156,7 @@
       </w:rPr>
     </w:lvl>
   </w:abstractNum>
-  <w:abstractNum w:abstractNumId="30" w15:restartNumberingAfterBreak="0">
+  <w:abstractNum w:abstractNumId="33" w15:restartNumberingAfterBreak="0">
     <w:nsid w:val="5BD96169"/>
     <w:multiLevelType w:val="hybridMultilevel"/>
     <w:tmpl w:val="1F9889A0"/>
@@ -4869,7 +5269,7 @@
       </w:rPr>
     </w:lvl>
   </w:abstractNum>
-  <w:abstractNum w:abstractNumId="31" w15:restartNumberingAfterBreak="0">
+  <w:abstractNum w:abstractNumId="34" w15:restartNumberingAfterBreak="0">
     <w:nsid w:val="5C0A331A"/>
     <w:multiLevelType w:val="hybridMultilevel"/>
     <w:tmpl w:val="2DF67F86"/>
@@ -4982,7 +5382,7 @@
       </w:rPr>
     </w:lvl>
   </w:abstractNum>
-  <w:abstractNum w:abstractNumId="32" w15:restartNumberingAfterBreak="0">
+  <w:abstractNum w:abstractNumId="35" w15:restartNumberingAfterBreak="0">
     <w:nsid w:val="61D73023"/>
     <w:multiLevelType w:val="hybridMultilevel"/>
     <w:tmpl w:val="D6A89E1C"/>
@@ -5095,7 +5495,120 @@
       </w:rPr>
     </w:lvl>
   </w:abstractNum>
-  <w:abstractNum w:abstractNumId="33" w15:restartNumberingAfterBreak="0">
+  <w:abstractNum w:abstractNumId="36" w15:restartNumberingAfterBreak="0">
+    <w:nsid w:val="65900153"/>
+    <w:multiLevelType w:val="hybridMultilevel"/>
+    <w:tmpl w:val="19808E52"/>
+    <w:lvl w:ilvl="0" w:tplc="40090001">
+      <w:start w:val="1"/>
+      <w:numFmt w:val="bullet"/>
+      <w:lvlText w:val=""/>
+      <w:lvlJc w:val="left"/>
+      <w:pPr>
+        <w:ind w:left="720" w:hanging="360"/>
+      </w:pPr>
+      <w:rPr>
+        <w:rFonts w:ascii="Symbol" w:hAnsi="Symbol" w:hint="default"/>
+      </w:rPr>
+    </w:lvl>
+    <w:lvl w:ilvl="1" w:tplc="40090003" w:tentative="1">
+      <w:start w:val="1"/>
+      <w:numFmt w:val="bullet"/>
+      <w:lvlText w:val="o"/>
+      <w:lvlJc w:val="left"/>
+      <w:pPr>
+        <w:ind w:left="1440" w:hanging="360"/>
+      </w:pPr>
+      <w:rPr>
+        <w:rFonts w:ascii="Courier New" w:hAnsi="Courier New" w:cs="Courier New" w:hint="default"/>
+      </w:rPr>
+    </w:lvl>
+    <w:lvl w:ilvl="2" w:tplc="40090005" w:tentative="1">
+      <w:start w:val="1"/>
+      <w:numFmt w:val="bullet"/>
+      <w:lvlText w:val=""/>
+      <w:lvlJc w:val="left"/>
+      <w:pPr>
+        <w:ind w:left="2160" w:hanging="360"/>
+      </w:pPr>
+      <w:rPr>
+        <w:rFonts w:ascii="Wingdings" w:hAnsi="Wingdings" w:hint="default"/>
+      </w:rPr>
+    </w:lvl>
+    <w:lvl w:ilvl="3" w:tplc="40090001" w:tentative="1">
+      <w:start w:val="1"/>
+      <w:numFmt w:val="bullet"/>
+      <w:lvlText w:val=""/>
+      <w:lvlJc w:val="left"/>
+      <w:pPr>
+        <w:ind w:left="2880" w:hanging="360"/>
+      </w:pPr>
+      <w:rPr>
+        <w:rFonts w:ascii="Symbol" w:hAnsi="Symbol" w:hint="default"/>
+      </w:rPr>
+    </w:lvl>
+    <w:lvl w:ilvl="4" w:tplc="40090003" w:tentative="1">
+      <w:start w:val="1"/>
+      <w:numFmt w:val="bullet"/>
+      <w:lvlText w:val="o"/>
+      <w:lvlJc w:val="left"/>
+      <w:pPr>
+        <w:ind w:left="3600" w:hanging="360"/>
+      </w:pPr>
+      <w:rPr>
+        <w:rFonts w:ascii="Courier New" w:hAnsi="Courier New" w:cs="Courier New" w:hint="default"/>
+      </w:rPr>
+    </w:lvl>
+    <w:lvl w:ilvl="5" w:tplc="40090005" w:tentative="1">
+      <w:start w:val="1"/>
+      <w:numFmt w:val="bullet"/>
+      <w:lvlText w:val=""/>
+      <w:lvlJc w:val="left"/>
+      <w:pPr>
+        <w:ind w:left="4320" w:hanging="360"/>
+      </w:pPr>
+      <w:rPr>
+        <w:rFonts w:ascii="Wingdings" w:hAnsi="Wingdings" w:hint="default"/>
+      </w:rPr>
+    </w:lvl>
+    <w:lvl w:ilvl="6" w:tplc="40090001" w:tentative="1">
+      <w:start w:val="1"/>
+      <w:numFmt w:val="bullet"/>
+      <w:lvlText w:val=""/>
+      <w:lvlJc w:val="left"/>
+      <w:pPr>
+        <w:ind w:left="5040" w:hanging="360"/>
+      </w:pPr>
+      <w:rPr>
+        <w:rFonts w:ascii="Symbol" w:hAnsi="Symbol" w:hint="default"/>
+      </w:rPr>
+    </w:lvl>
+    <w:lvl w:ilvl="7" w:tplc="40090003" w:tentative="1">
+      <w:start w:val="1"/>
+      <w:numFmt w:val="bullet"/>
+      <w:lvlText w:val="o"/>
+      <w:lvlJc w:val="left"/>
+      <w:pPr>
+        <w:ind w:left="5760" w:hanging="360"/>
+      </w:pPr>
+      <w:rPr>
+        <w:rFonts w:ascii="Courier New" w:hAnsi="Courier New" w:cs="Courier New" w:hint="default"/>
+      </w:rPr>
+    </w:lvl>
+    <w:lvl w:ilvl="8" w:tplc="40090005" w:tentative="1">
+      <w:start w:val="1"/>
+      <w:numFmt w:val="bullet"/>
+      <w:lvlText w:val=""/>
+      <w:lvlJc w:val="left"/>
+      <w:pPr>
+        <w:ind w:left="6480" w:hanging="360"/>
+      </w:pPr>
+      <w:rPr>
+        <w:rFonts w:ascii="Wingdings" w:hAnsi="Wingdings" w:hint="default"/>
+      </w:rPr>
+    </w:lvl>
+  </w:abstractNum>
+  <w:abstractNum w:abstractNumId="37" w15:restartNumberingAfterBreak="0">
     <w:nsid w:val="6F0317EC"/>
     <w:multiLevelType w:val="hybridMultilevel"/>
     <w:tmpl w:val="0448790C"/>
@@ -5208,7 +5721,7 @@
       </w:rPr>
     </w:lvl>
   </w:abstractNum>
-  <w:abstractNum w:abstractNumId="34" w15:restartNumberingAfterBreak="0">
+  <w:abstractNum w:abstractNumId="38" w15:restartNumberingAfterBreak="0">
     <w:nsid w:val="742B7425"/>
     <w:multiLevelType w:val="hybridMultilevel"/>
     <w:tmpl w:val="173A7736"/>
@@ -5321,7 +5834,7 @@
       </w:rPr>
     </w:lvl>
   </w:abstractNum>
-  <w:abstractNum w:abstractNumId="35" w15:restartNumberingAfterBreak="0">
+  <w:abstractNum w:abstractNumId="39" w15:restartNumberingAfterBreak="0">
     <w:nsid w:val="744720B8"/>
     <w:multiLevelType w:val="hybridMultilevel"/>
     <w:tmpl w:val="ECB8DD52"/>
@@ -5434,7 +5947,7 @@
       </w:rPr>
     </w:lvl>
   </w:abstractNum>
-  <w:abstractNum w:abstractNumId="36" w15:restartNumberingAfterBreak="0">
+  <w:abstractNum w:abstractNumId="40" w15:restartNumberingAfterBreak="0">
     <w:nsid w:val="7462204D"/>
     <w:multiLevelType w:val="hybridMultilevel"/>
     <w:tmpl w:val="BF16467C"/>
@@ -5520,7 +6033,7 @@
       </w:pPr>
     </w:lvl>
   </w:abstractNum>
-  <w:abstractNum w:abstractNumId="37" w15:restartNumberingAfterBreak="0">
+  <w:abstractNum w:abstractNumId="41" w15:restartNumberingAfterBreak="0">
     <w:nsid w:val="76F4312F"/>
     <w:multiLevelType w:val="hybridMultilevel"/>
     <w:tmpl w:val="DD98B762"/>
@@ -5633,7 +6146,7 @@
       </w:rPr>
     </w:lvl>
   </w:abstractNum>
-  <w:abstractNum w:abstractNumId="38" w15:restartNumberingAfterBreak="0">
+  <w:abstractNum w:abstractNumId="42" w15:restartNumberingAfterBreak="0">
     <w:nsid w:val="77DD3536"/>
     <w:multiLevelType w:val="hybridMultilevel"/>
     <w:tmpl w:val="0032C60E"/>
@@ -5746,7 +6259,7 @@
       </w:rPr>
     </w:lvl>
   </w:abstractNum>
-  <w:abstractNum w:abstractNumId="39" w15:restartNumberingAfterBreak="0">
+  <w:abstractNum w:abstractNumId="43" w15:restartNumberingAfterBreak="0">
     <w:nsid w:val="7B9B3951"/>
     <w:multiLevelType w:val="hybridMultilevel"/>
     <w:tmpl w:val="11D6A154"/>
@@ -5860,76 +6373,76 @@
     </w:lvl>
   </w:abstractNum>
   <w:num w:numId="1" w16cid:durableId="499974357">
-    <w:abstractNumId w:val="10"/>
+    <w:abstractNumId w:val="12"/>
   </w:num>
   <w:num w:numId="2" w16cid:durableId="473912612">
+    <w:abstractNumId w:val="43"/>
+  </w:num>
+  <w:num w:numId="3" w16cid:durableId="131027540">
+    <w:abstractNumId w:val="5"/>
+  </w:num>
+  <w:num w:numId="4" w16cid:durableId="696125154">
+    <w:abstractNumId w:val="18"/>
+  </w:num>
+  <w:num w:numId="5" w16cid:durableId="2024358643">
+    <w:abstractNumId w:val="9"/>
+  </w:num>
+  <w:num w:numId="6" w16cid:durableId="419252803">
+    <w:abstractNumId w:val="19"/>
+  </w:num>
+  <w:num w:numId="7" w16cid:durableId="1367947005">
+    <w:abstractNumId w:val="21"/>
+  </w:num>
+  <w:num w:numId="8" w16cid:durableId="2135974562">
+    <w:abstractNumId w:val="20"/>
+  </w:num>
+  <w:num w:numId="9" w16cid:durableId="2121800911">
     <w:abstractNumId w:val="39"/>
   </w:num>
-  <w:num w:numId="3" w16cid:durableId="131027540">
-    <w:abstractNumId w:val="4"/>
-  </w:num>
-  <w:num w:numId="4" w16cid:durableId="696125154">
-    <w:abstractNumId w:val="16"/>
-  </w:num>
-  <w:num w:numId="5" w16cid:durableId="2024358643">
-    <w:abstractNumId w:val="8"/>
-  </w:num>
-  <w:num w:numId="6" w16cid:durableId="419252803">
-    <w:abstractNumId w:val="17"/>
-  </w:num>
-  <w:num w:numId="7" w16cid:durableId="1367947005">
-    <w:abstractNumId w:val="19"/>
-  </w:num>
-  <w:num w:numId="8" w16cid:durableId="2135974562">
-    <w:abstractNumId w:val="18"/>
-  </w:num>
-  <w:num w:numId="9" w16cid:durableId="2121800911">
-    <w:abstractNumId w:val="35"/>
-  </w:num>
   <w:num w:numId="10" w16cid:durableId="111245763">
-    <w:abstractNumId w:val="37"/>
+    <w:abstractNumId w:val="41"/>
   </w:num>
   <w:num w:numId="11" w16cid:durableId="454562759">
-    <w:abstractNumId w:val="31"/>
+    <w:abstractNumId w:val="34"/>
   </w:num>
   <w:num w:numId="12" w16cid:durableId="1325165485">
     <w:abstractNumId w:val="3"/>
   </w:num>
   <w:num w:numId="13" w16cid:durableId="111243767">
+    <w:abstractNumId w:val="35"/>
+  </w:num>
+  <w:num w:numId="14" w16cid:durableId="344749247">
+    <w:abstractNumId w:val="16"/>
+  </w:num>
+  <w:num w:numId="15" w16cid:durableId="1842158513">
+    <w:abstractNumId w:val="7"/>
+  </w:num>
+  <w:num w:numId="16" w16cid:durableId="2046058372">
+    <w:abstractNumId w:val="10"/>
+  </w:num>
+  <w:num w:numId="17" w16cid:durableId="1591236990">
+    <w:abstractNumId w:val="37"/>
+  </w:num>
+  <w:num w:numId="18" w16cid:durableId="564797950">
+    <w:abstractNumId w:val="26"/>
+  </w:num>
+  <w:num w:numId="19" w16cid:durableId="455608515">
     <w:abstractNumId w:val="32"/>
   </w:num>
-  <w:num w:numId="14" w16cid:durableId="344749247">
-    <w:abstractNumId w:val="14"/>
-  </w:num>
-  <w:num w:numId="15" w16cid:durableId="1842158513">
-    <w:abstractNumId w:val="6"/>
-  </w:num>
-  <w:num w:numId="16" w16cid:durableId="2046058372">
-    <w:abstractNumId w:val="9"/>
-  </w:num>
-  <w:num w:numId="17" w16cid:durableId="1591236990">
-    <w:abstractNumId w:val="33"/>
-  </w:num>
-  <w:num w:numId="18" w16cid:durableId="564797950">
-    <w:abstractNumId w:val="23"/>
-  </w:num>
-  <w:num w:numId="19" w16cid:durableId="455608515">
-    <w:abstractNumId w:val="29"/>
-  </w:num>
   <w:num w:numId="20" w16cid:durableId="551186832">
-    <w:abstractNumId w:val="38"/>
+    <w:abstractNumId w:val="42"/>
   </w:num>
   <w:num w:numId="21" w16cid:durableId="782769075">
-    <w:abstractNumId w:val="21"/>
+    <w:abstractNumId w:val="24"/>
   </w:num>
   <w:num w:numId="22" w16cid:durableId="1583029845">
-    <w:abstractNumId w:val="28"/>
+    <w:abstractNumId w:val="31"/>
   </w:num>
   <w:num w:numId="23" w16cid:durableId="320935414">
-    <w:abstractNumId w:val="13"/>
+    <w:abstractNumId w:val="15"/>
   </w:num>
   <w:num w:numId="24" w16cid:durableId="826825916">
-    <w:abstractNumId w:val="27"/>
+    <w:abstractNumId w:val="30"/>
   </w:num>
   <w:num w:numId="25" w16cid:durableId="1880891190">
     <w:abstractNumId w:val="2"/>
@@ -5938,52 +6451,64 @@
     <w:abstractNumId w:val="1"/>
   </w:num>
   <w:num w:numId="27" w16cid:durableId="1661884463">
-    <w:abstractNumId w:val="26"/>
+    <w:abstractNumId w:val="29"/>
   </w:num>
   <w:num w:numId="28" w16cid:durableId="190261060">
-    <w:abstractNumId w:val="12"/>
+    <w:abstractNumId w:val="14"/>
   </w:num>
   <w:num w:numId="29" w16cid:durableId="1772512262">
-    <w:abstractNumId w:val="36"/>
+    <w:abstractNumId w:val="40"/>
   </w:num>
   <w:num w:numId="30" w16cid:durableId="575018711">
-    <w:abstractNumId w:val="30"/>
+    <w:abstractNumId w:val="33"/>
   </w:num>
   <w:num w:numId="31" w16cid:durableId="363289548">
+    <w:abstractNumId w:val="28"/>
+  </w:num>
+  <w:num w:numId="32" w16cid:durableId="1905217522">
+    <w:abstractNumId w:val="22"/>
+  </w:num>
+  <w:num w:numId="33" w16cid:durableId="489832865">
+    <w:abstractNumId w:val="27"/>
+  </w:num>
+  <w:num w:numId="34" w16cid:durableId="484974656">
+    <w:abstractNumId w:val="38"/>
+  </w:num>
+  <w:num w:numId="35" w16cid:durableId="191040363">
+    <w:abstractNumId w:val="13"/>
+  </w:num>
+  <w:num w:numId="36" w16cid:durableId="1294944678">
+    <w:abstractNumId w:val="17"/>
+  </w:num>
+  <w:num w:numId="37" w16cid:durableId="1850871763">
     <w:abstractNumId w:val="25"/>
   </w:num>
-  <w:num w:numId="32" w16cid:durableId="1905217522">
-    <w:abstractNumId w:val="20"/>
-  </w:num>
-  <w:num w:numId="33" w16cid:durableId="489832865">
-    <w:abstractNumId w:val="24"/>
-  </w:num>
-  <w:num w:numId="34" w16cid:durableId="484974656">
-    <w:abstractNumId w:val="34"/>
-  </w:num>
-  <w:num w:numId="35" w16cid:durableId="191040363">
-    <w:abstractNumId w:val="11"/>
-  </w:num>
-  <w:num w:numId="36" w16cid:durableId="1294944678">
-    <w:abstractNumId w:val="15"/>
-  </w:num>
-  <w:num w:numId="37" w16cid:durableId="1850871763">
-    <w:abstractNumId w:val="22"/>
-  </w:num>
   <w:num w:numId="38" w16cid:durableId="563875841">
-    <w:abstractNumId w:val="7"/>
+    <w:abstractNumId w:val="8"/>
   </w:num>
   <w:num w:numId="39" w16cid:durableId="104739969">
     <w:abstractNumId w:val="0"/>
   </w:num>
   <w:num w:numId="40" w16cid:durableId="794256998">
-    <w:abstractNumId w:val="5"/>
+    <w:abstractNumId w:val="6"/>
+  </w:num>
+  <w:num w:numId="41" w16cid:durableId="1806509385">
+    <w:abstractNumId w:val="4"/>
+  </w:num>
+  <w:num w:numId="42" w16cid:durableId="1154879240">
+    <w:abstractNumId w:val="36"/>
+  </w:num>
+  <w:num w:numId="43" w16cid:durableId="1541014459">
+    <w:abstractNumId w:val="23"/>
+  </w:num>
+  <w:num w:numId="44" w16cid:durableId="1512642995">
+    <w:abstractNumId w:val="11"/>
   </w:num>
 </w:numbering>
 </file>
 
 <file path=word/styles.xml><?xml version="1.0" encoding="utf-8"?>
-<w:styles xmlns:mc="http://schemas.openxmlformats.org/markup-compatibility/2006" xmlns:r="http://schemas.openxmlformats.org/officeDocument/2006/relationships" xmlns:w="http://schemas.openxmlformats.org/wordprocessingml/2006/main" xmlns:w14="http://schemas.microsoft.com/office/word/2010/wordml" xmlns:w15="http://schemas.microsoft.com/office/word/2012/wordml" xmlns:w16cex="http://schemas.microsoft.com/office/word/2018/wordml/cex" xmlns:w16cid="http://schemas.microsoft.com/office/word/2016/wordml/cid" xmlns:w16="http://schemas.microsoft.com/office/word/2018/wordml" xmlns:w16sdtdh="http://schemas.microsoft.com/office/word/2020/wordml/sdtdatahash" xmlns:w16se="http://schemas.microsoft.com/office/word/2015/wordml/symex" mc:Ignorable="w14 w15 w16se w16cid w16 w16cex w16sdtdh">
+<w:styles xmlns:mc="http://schemas.openxmlformats.org/markup-compatibility/2006" xmlns:r="http://schemas.openxmlformats.org/officeDocument/2006/relationships" xmlns:w="http://schemas.openxmlformats.org/wordprocessingml/2006/main" xmlns:w14="http://schemas.microsoft.com/office/word/2010/wordml" xmlns:w15="http://schemas.microsoft.com/office/word/2012/wordml" xmlns:w16cex="http://schemas.microsoft.com/office/word/2018/wordml/cex" xmlns:w16cid="http://schemas.microsoft.com/office/word/2016/wordml/cid" xmlns:w16="http://schemas.microsoft.com/office/word/2018/wordml" xmlns:w16du="http://schemas.microsoft.com/office/word/2023/wordml/word16du" xmlns:w16sdtdh="http://schemas.microsoft.com/office/word/2020/wordml/sdtdatahash" xmlns:w16sdtfl="http://schemas.microsoft.com/office/word/2024/wordml/sdtformatlock" xmlns:w16se="http://schemas.microsoft.com/office/word/2015/wordml/symex" mc:Ignorable="w14 w15 w16se w16cid w16 w16cex w16sdtdh w16sdtfl w16du">
   <w:docDefaults>
     <w:rPrDefault>
       <w:rPr>
